--- a/src/__tests__/fixtures/invalidCommand.docx
+++ b/src/__tests__/fixtures/invalidCommand.docx
@@ -9,15 +9,15 @@
     </w:p>
     <w:p>
       <w:r>
-        <w:t xml:space="preserve">+++QUERY </w:t>
+        <w:t xml:space="preserve">+++EXEC void 0+++</w:t>
       </w:r>
       <w:proofErr w:type="spellStart"/>
       <w:r>
-        <w:t>abc</w:t>
+        <w:t>+++EXEC void 0+++</w:t>
       </w:r>
       <w:proofErr w:type="spellEnd"/>
       <w:r>
-        <w:t>+++</w:t>
+        <w:t>+++EXEC void 0+++</w:t>
       </w:r>
     </w:p>
     <w:p>
